--- a/Kick-off App/WpfBubbelvrienden versie gregory/Handleiding Bubbelvrienden.docx
+++ b/Kick-off App/WpfBubbelvrienden versie gregory/Handleiding Bubbelvrienden.docx
@@ -1193,6 +1193,7 @@
       </w:pPr>
       <w:r>
         <w:rPr>
+          <w:noProof/>
           <w:lang w:eastAsia="nl-NL"/>
         </w:rPr>
         <w:lastRenderedPageBreak/>
@@ -1333,23 +1334,18 @@
         <w:rPr>
           <w:lang w:eastAsia="nl-NL"/>
         </w:rPr>
-        <w:t xml:space="preserve">Leden importeren vanuit een CSV-bestand </w:t>
-      </w:r>
-      <w:r>
-        <w:rPr>
-          <w:lang w:eastAsia="nl-NL"/>
-        </w:rPr>
-        <w:t>(door komma gescheiden waarden)</w:t>
-      </w:r>
-    </w:p>
-    <w:p>
-      <w:pPr>
-        <w:rPr>
-          <w:lang w:eastAsia="nl-NL"/>
-        </w:rPr>
-      </w:pPr>
-      <w:r>
-        <w:rPr>
+        <w:t>Leden importeren vanuit een CSV-bestand (door komma gescheiden waarden)</w:t>
+      </w:r>
+    </w:p>
+    <w:p>
+      <w:pPr>
+        <w:rPr>
+          <w:lang w:eastAsia="nl-NL"/>
+        </w:rPr>
+      </w:pPr>
+      <w:r>
+        <w:rPr>
+          <w:noProof/>
           <w:lang w:eastAsia="nl-NL"/>
         </w:rPr>
         <w:lastRenderedPageBreak/>
@@ -1459,6 +1455,7 @@
       </w:pPr>
       <w:r>
         <w:rPr>
+          <w:noProof/>
           <w:lang w:eastAsia="nl-NL"/>
         </w:rPr>
         <w:drawing>
@@ -1573,6 +1570,7 @@
       </w:pPr>
       <w:r>
         <w:rPr>
+          <w:noProof/>
           <w:lang w:eastAsia="nl-NL"/>
         </w:rPr>
         <w:lastRenderedPageBreak/>
@@ -1679,6 +1677,7 @@
       </w:r>
       <w:r>
         <w:rPr>
+          <w:noProof/>
           <w:lang w:eastAsia="nl-NL"/>
         </w:rPr>
         <w:drawing>
@@ -1779,17 +1778,30 @@
         <w:rPr>
           <w:lang w:eastAsia="nl-NL"/>
         </w:rPr>
-        <w:t>In het rode kader hieronder kan je alle leden bekijken.</w:t>
-      </w:r>
-    </w:p>
-    <w:p>
-      <w:pPr>
-        <w:rPr>
-          <w:lang w:eastAsia="nl-NL"/>
-        </w:rPr>
-      </w:pPr>
-      <w:r>
-        <w:rPr>
+        <w:t xml:space="preserve">In </w:t>
+      </w:r>
+      <w:r>
+        <w:rPr>
+          <w:lang w:eastAsia="nl-NL"/>
+        </w:rPr>
+        <w:t>de</w:t>
+      </w:r>
+      <w:r>
+        <w:rPr>
+          <w:lang w:eastAsia="nl-NL"/>
+        </w:rPr>
+        <w:t xml:space="preserve"> rode kader hieronder kan je alle leden bekijken.</w:t>
+      </w:r>
+    </w:p>
+    <w:p>
+      <w:pPr>
+        <w:rPr>
+          <w:lang w:eastAsia="nl-NL"/>
+        </w:rPr>
+      </w:pPr>
+      <w:r>
+        <w:rPr>
+          <w:noProof/>
           <w:lang w:eastAsia="nl-NL"/>
         </w:rPr>
         <w:lastRenderedPageBreak/>
@@ -1886,6 +1898,7 @@
       </w:pPr>
       <w:r>
         <w:rPr>
+          <w:noProof/>
           <w:lang w:eastAsia="nl-NL"/>
         </w:rPr>
         <w:drawing>
@@ -1956,6 +1969,7 @@
       </w:pPr>
       <w:r>
         <w:rPr>
+          <w:noProof/>
           <w:lang w:eastAsia="nl-NL"/>
         </w:rPr>
         <w:drawing>
@@ -2035,6 +2049,9 @@
         <w:br/>
       </w:r>
       <w:r>
+        <w:rPr>
+          <w:noProof/>
+        </w:rPr>
         <w:drawing>
           <wp:inline distT="0" distB="0" distL="0" distR="0" wp14:anchorId="56A2D50E" wp14:editId="7669E9E5">
             <wp:extent cx="5399405" cy="1423035"/>
@@ -2093,6 +2110,9 @@
         <w:br/>
       </w:r>
       <w:r>
+        <w:rPr>
+          <w:noProof/>
+        </w:rPr>
         <w:drawing>
           <wp:inline distT="0" distB="0" distL="0" distR="0" wp14:anchorId="5442E608" wp14:editId="432B4399">
             <wp:extent cx="5399405" cy="2052320"/>
@@ -2151,6 +2171,9 @@
     </w:p>
     <w:p>
       <w:r>
+        <w:rPr>
+          <w:noProof/>
+        </w:rPr>
         <w:lastRenderedPageBreak/>
         <w:drawing>
           <wp:inline distT="0" distB="0" distL="0" distR="0" wp14:anchorId="67E191E3" wp14:editId="59C3CEBA">
@@ -2257,6 +2280,7 @@
       </w:r>
       <w:r>
         <w:rPr>
+          <w:noProof/>
           <w:lang w:eastAsia="nl-NL"/>
         </w:rPr>
         <w:drawing>
@@ -2326,6 +2350,9 @@
         </w:rPr>
       </w:pPr>
       <w:r>
+        <w:rPr>
+          <w:noProof/>
+        </w:rPr>
         <w:drawing>
           <wp:inline distT="0" distB="0" distL="0" distR="0" wp14:anchorId="30A27A8D" wp14:editId="6444311D">
             <wp:extent cx="4130398" cy="1950889"/>
@@ -2689,6 +2716,7 @@
       </w:pPr>
       <w:r>
         <w:rPr>
+          <w:noProof/>
           <w:lang w:eastAsia="nl-NL"/>
         </w:rPr>
         <w:drawing>
@@ -2759,6 +2787,7 @@
       </w:pPr>
       <w:r>
         <w:rPr>
+          <w:noProof/>
           <w:lang w:eastAsia="nl-NL"/>
         </w:rPr>
         <w:drawing>
@@ -2847,6 +2876,7 @@
       </w:pPr>
       <w:r>
         <w:rPr>
+          <w:noProof/>
           <w:lang w:eastAsia="nl-NL"/>
         </w:rPr>
         <w:lastRenderedPageBreak/>
@@ -2911,6 +2941,9 @@
         <w:br/>
       </w:r>
       <w:r>
+        <w:rPr>
+          <w:noProof/>
+        </w:rPr>
         <w:drawing>
           <wp:inline distT="0" distB="0" distL="0" distR="0" wp14:anchorId="1B05A51D" wp14:editId="0B827F4E">
             <wp:extent cx="5399405" cy="3066415"/>
@@ -2967,6 +3000,9 @@
     <w:p/>
     <w:p>
       <w:r>
+        <w:rPr>
+          <w:noProof/>
+        </w:rPr>
         <w:lastRenderedPageBreak/>
         <w:drawing>
           <wp:inline distT="0" distB="0" distL="0" distR="0" wp14:anchorId="2C0FA436" wp14:editId="7221444D">
@@ -3037,6 +3073,9 @@
     </w:p>
     <w:p>
       <w:r>
+        <w:rPr>
+          <w:noProof/>
+        </w:rPr>
         <w:drawing>
           <wp:inline distT="0" distB="0" distL="0" distR="0" wp14:anchorId="32346555" wp14:editId="240B758E">
             <wp:extent cx="3246401" cy="1798476"/>
@@ -3093,6 +3132,9 @@
         <w:br/>
       </w:r>
       <w:r>
+        <w:rPr>
+          <w:noProof/>
+        </w:rPr>
         <w:drawing>
           <wp:inline distT="0" distB="0" distL="0" distR="0" wp14:anchorId="116E928F" wp14:editId="15D92FC1">
             <wp:extent cx="5399405" cy="3011170"/>
@@ -3150,6 +3192,9 @@
     </w:p>
     <w:p>
       <w:r>
+        <w:rPr>
+          <w:noProof/>
+        </w:rPr>
         <w:drawing>
           <wp:inline distT="0" distB="0" distL="0" distR="0" wp14:anchorId="32CE74F5" wp14:editId="0CAED02D">
             <wp:extent cx="5399405" cy="1922780"/>
@@ -3204,6 +3249,9 @@
     </w:p>
     <w:p>
       <w:r>
+        <w:rPr>
+          <w:noProof/>
+        </w:rPr>
         <w:lastRenderedPageBreak/>
         <w:drawing>
           <wp:inline distT="0" distB="0" distL="0" distR="0" wp14:anchorId="3562EB4D" wp14:editId="3A331486">
@@ -3259,6 +3307,9 @@
     </w:p>
     <w:p>
       <w:r>
+        <w:rPr>
+          <w:noProof/>
+        </w:rPr>
         <w:lastRenderedPageBreak/>
         <w:drawing>
           <wp:inline distT="0" distB="0" distL="0" distR="0" wp14:anchorId="62BFAE46" wp14:editId="5A439E1B">
@@ -3333,6 +3384,9 @@
     <w:p/>
     <w:p>
       <w:r>
+        <w:rPr>
+          <w:noProof/>
+        </w:rPr>
         <w:drawing>
           <wp:inline distT="0" distB="0" distL="0" distR="0" wp14:anchorId="74CCE50E" wp14:editId="0D3C802F">
             <wp:extent cx="5399405" cy="1715135"/>
@@ -3396,6 +3450,9 @@
     </w:p>
     <w:p>
       <w:r>
+        <w:rPr>
+          <w:noProof/>
+        </w:rPr>
         <w:drawing>
           <wp:inline distT="0" distB="0" distL="0" distR="0" wp14:anchorId="10092949" wp14:editId="30DA4062">
             <wp:extent cx="5399405" cy="2660650"/>
@@ -3450,6 +3507,9 @@
     </w:p>
     <w:p>
       <w:r>
+        <w:rPr>
+          <w:noProof/>
+        </w:rPr>
         <w:drawing>
           <wp:inline distT="0" distB="0" distL="0" distR="0" wp14:anchorId="10BDDCF7" wp14:editId="00F0C933">
             <wp:extent cx="5399405" cy="2537460"/>
@@ -3504,6 +3564,9 @@
     </w:p>
     <w:p>
       <w:r>
+        <w:rPr>
+          <w:noProof/>
+        </w:rPr>
         <w:lastRenderedPageBreak/>
         <w:drawing>
           <wp:inline distT="0" distB="0" distL="0" distR="0" wp14:anchorId="5619C0F0" wp14:editId="3AC09167">
@@ -3584,6 +3647,9 @@
     </w:p>
     <w:p>
       <w:r>
+        <w:rPr>
+          <w:noProof/>
+        </w:rPr>
         <w:lastRenderedPageBreak/>
         <w:drawing>
           <wp:inline distT="0" distB="0" distL="0" distR="0" wp14:anchorId="3183752C" wp14:editId="5223DC0F">
@@ -3640,6 +3706,9 @@
     </w:p>
     <w:p>
       <w:r>
+        <w:rPr>
+          <w:noProof/>
+        </w:rPr>
         <w:drawing>
           <wp:inline distT="0" distB="0" distL="0" distR="0" wp14:anchorId="5787BBDD" wp14:editId="31824A41">
             <wp:extent cx="5399405" cy="2497455"/>
@@ -3742,11 +3811,6 @@
         <w:docPartUnique/>
       </w:docPartObj>
     </w:sdtPr>
-    <w:sdtEndPr>
-      <w:rPr>
-        <w:rStyle w:val="Paginanummer"/>
-      </w:rPr>
-    </w:sdtEndPr>
     <w:sdtContent>
       <w:p>
         <w:pPr>
@@ -3918,11 +3982,6 @@
           <w:docPartUnique/>
         </w:docPartObj>
       </w:sdtPr>
-      <w:sdtEndPr>
-        <w:rPr>
-          <w:rStyle w:val="Paginanummer"/>
-        </w:rPr>
-      </w:sdtEndPr>
       <w:sdtContent>
         <w:r>
           <w:rPr>
@@ -4074,15 +4133,7 @@
     </w:r>
     <w:r>
       <w:tab/>
-      <w:t xml:space="preserve">De Smet Sam | </w:t>
-    </w:r>
-    <w:proofErr w:type="spellStart"/>
-    <w:r>
-      <w:t>Gaudeus</w:t>
-    </w:r>
-    <w:proofErr w:type="spellEnd"/>
-    <w:r>
-      <w:t xml:space="preserve"> Gregory | Knops Wout</w:t>
+      <w:t>De Smet Sam | Gaudeus Gregory | Knops Wout</w:t>
     </w:r>
   </w:p>
 </w:ftr>
@@ -4126,7 +4177,6 @@
       </w:rPr>
       <w:t xml:space="preserve">De Smet Sam | </w:t>
     </w:r>
-    <w:proofErr w:type="spellStart"/>
     <w:r>
       <w:rPr>
         <w:b/>
@@ -4134,7 +4184,6 @@
       </w:rPr>
       <w:t>Gaudeus</w:t>
     </w:r>
-    <w:proofErr w:type="spellEnd"/>
     <w:r>
       <w:rPr>
         <w:b/>
@@ -6690,6 +6739,12 @@
 </file>
 
 <file path=customXml/item1.xml><?xml version="1.0" encoding="utf-8"?>
+<p:properties xmlns:p="http://schemas.microsoft.com/office/2006/metadata/properties" xmlns:xsi="http://www.w3.org/2001/XMLSchema-instance" xmlns:pc="http://schemas.microsoft.com/office/infopath/2007/PartnerControls">
+  <documentManagement/>
+</p:properties>
+</file>
+
+<file path=customXml/item2.xml><?xml version="1.0" encoding="utf-8"?>
 <ct:contentTypeSchema xmlns:ct="http://schemas.microsoft.com/office/2006/metadata/contentType" xmlns:ma="http://schemas.microsoft.com/office/2006/metadata/properties/metaAttributes" ct:_="" ma:_="" ma:contentTypeName="Document" ma:contentTypeID="0x0101001992AB2F668A48428A80370D425EE290" ma:contentTypeVersion="5" ma:contentTypeDescription="Een nieuw document maken." ma:contentTypeScope="" ma:versionID="43c0d0c183ba22cd4f746de4fe855bb2">
   <xsd:schema xmlns:xsd="http://www.w3.org/2001/XMLSchema" xmlns:xs="http://www.w3.org/2001/XMLSchema" xmlns:p="http://schemas.microsoft.com/office/2006/metadata/properties" xmlns:ns2="3724ff49-d725-43d1-9189-f6ce6e361218" xmlns:ns3="5b46c52c-d9f2-4a88-aced-0f93016b0da3" targetNamespace="http://schemas.microsoft.com/office/2006/metadata/properties" ma:root="true" ma:fieldsID="2da292284a8360dc4ec95693652b623b" ns2:_="" ns3:_="">
     <xsd:import namespace="3724ff49-d725-43d1-9189-f6ce6e361218"/>
@@ -6860,13 +6915,11 @@
 </ct:contentTypeSchema>
 </file>
 
-<file path=customXml/item2.xml><?xml version="1.0" encoding="utf-8"?>
-<p:properties xmlns:p="http://schemas.microsoft.com/office/2006/metadata/properties" xmlns:xsi="http://www.w3.org/2001/XMLSchema-instance" xmlns:pc="http://schemas.microsoft.com/office/infopath/2007/PartnerControls">
-  <documentManagement/>
-</p:properties>
+<file path=customXml/item3.xml><?xml version="1.0" encoding="utf-8"?>
+<b:Sources xmlns:b="http://schemas.openxmlformats.org/officeDocument/2006/bibliography" xmlns="http://schemas.openxmlformats.org/officeDocument/2006/bibliography" SelectedStyle="\APASixthEditionOfficeOnline.xsl" StyleName="APA" Version="6"/>
 </file>
 
-<file path=customXml/item3.xml><?xml version="1.0" encoding="utf-8"?>
+<file path=customXml/item4.xml><?xml version="1.0" encoding="utf-8"?>
 <?mso-contentType ?>
 <FormTemplates xmlns="http://schemas.microsoft.com/sharepoint/v3/contenttype/forms">
   <Display>DocumentLibraryForm</Display>
@@ -6875,11 +6928,16 @@
 </FormTemplates>
 </file>
 
-<file path=customXml/item4.xml><?xml version="1.0" encoding="utf-8"?>
-<b:Sources xmlns:b="http://schemas.openxmlformats.org/officeDocument/2006/bibliography" xmlns="http://schemas.openxmlformats.org/officeDocument/2006/bibliography" SelectedStyle="\APASixthEditionOfficeOnline.xsl" StyleName="APA" Version="6"/>
+<file path=customXml/itemProps1.xml><?xml version="1.0" encoding="utf-8"?>
+<ds:datastoreItem xmlns:ds="http://schemas.openxmlformats.org/officeDocument/2006/customXml" ds:itemID="{4688E0B9-1084-4AC2-951A-4EF2ED28819C}">
+  <ds:schemaRefs>
+    <ds:schemaRef ds:uri="http://schemas.microsoft.com/office/2006/metadata/properties"/>
+    <ds:schemaRef ds:uri="http://schemas.microsoft.com/office/infopath/2007/PartnerControls"/>
+  </ds:schemaRefs>
+</ds:datastoreItem>
 </file>
 
-<file path=customXml/itemProps1.xml><?xml version="1.0" encoding="utf-8"?>
+<file path=customXml/itemProps2.xml><?xml version="1.0" encoding="utf-8"?>
 <ds:datastoreItem xmlns:ds="http://schemas.openxmlformats.org/officeDocument/2006/customXml" ds:itemID="{BAAEE0CD-437B-4F0E-B8CD-459C41C3F63C}">
   <ds:schemaRefs>
     <ds:schemaRef ds:uri="http://schemas.microsoft.com/office/2006/metadata/contentType"/>
@@ -6898,27 +6956,18 @@
 </ds:datastoreItem>
 </file>
 
-<file path=customXml/itemProps2.xml><?xml version="1.0" encoding="utf-8"?>
-<ds:datastoreItem xmlns:ds="http://schemas.openxmlformats.org/officeDocument/2006/customXml" ds:itemID="{4688E0B9-1084-4AC2-951A-4EF2ED28819C}">
+<file path=customXml/itemProps3.xml><?xml version="1.0" encoding="utf-8"?>
+<ds:datastoreItem xmlns:ds="http://schemas.openxmlformats.org/officeDocument/2006/customXml" ds:itemID="{4813347F-3648-452B-96F2-AC8E84A4BA3D}">
   <ds:schemaRefs>
-    <ds:schemaRef ds:uri="http://schemas.microsoft.com/office/2006/metadata/properties"/>
-    <ds:schemaRef ds:uri="http://schemas.microsoft.com/office/infopath/2007/PartnerControls"/>
+    <ds:schemaRef ds:uri="http://schemas.openxmlformats.org/officeDocument/2006/bibliography"/>
   </ds:schemaRefs>
 </ds:datastoreItem>
 </file>
 
-<file path=customXml/itemProps3.xml><?xml version="1.0" encoding="utf-8"?>
+<file path=customXml/itemProps4.xml><?xml version="1.0" encoding="utf-8"?>
 <ds:datastoreItem xmlns:ds="http://schemas.openxmlformats.org/officeDocument/2006/customXml" ds:itemID="{E851C268-9D15-4461-8193-86F7C2135E9A}">
   <ds:schemaRefs>
     <ds:schemaRef ds:uri="http://schemas.microsoft.com/sharepoint/v3/contenttype/forms"/>
   </ds:schemaRefs>
 </ds:datastoreItem>
-</file>
-
-<file path=customXml/itemProps4.xml><?xml version="1.0" encoding="utf-8"?>
-<ds:datastoreItem xmlns:ds="http://schemas.openxmlformats.org/officeDocument/2006/customXml" ds:itemID="{4813347F-3648-452B-96F2-AC8E84A4BA3D}">
-  <ds:schemaRefs>
-    <ds:schemaRef ds:uri="http://schemas.openxmlformats.org/officeDocument/2006/bibliography"/>
-  </ds:schemaRefs>
-</ds:datastoreItem>
 </file>
--- a/Kick-off App/WpfBubbelvrienden versie gregory/Handleiding Bubbelvrienden.docx
+++ b/Kick-off App/WpfBubbelvrienden versie gregory/Handleiding Bubbelvrienden.docx
@@ -58,7 +58,7 @@
           <w:kern w:val="2"/>
           <w:sz w:val="24"/>
           <w:szCs w:val="24"/>
-          <w:lang w:eastAsia="nl-BE"/>
+          <w:lang w:val="en-BE" w:eastAsia="en-BE"/>
           <w14:ligatures w14:val="standardContextual"/>
         </w:rPr>
       </w:pPr>
@@ -80,7 +80,7 @@
         </w:rPr>
         <w:fldChar w:fldCharType="separate"/>
       </w:r>
-      <w:hyperlink w:anchor="_Toc227510717" w:history="1">
+      <w:hyperlink w:anchor="_Toc227591031" w:history="1">
         <w:r>
           <w:rPr>
             <w:rStyle w:val="Hyperlink"/>
@@ -93,7 +93,7 @@
             <w:kern w:val="2"/>
             <w:sz w:val="24"/>
             <w:szCs w:val="24"/>
-            <w:lang w:eastAsia="nl-BE"/>
+            <w:lang w:val="en-BE" w:eastAsia="en-BE"/>
             <w14:ligatures w14:val="standardContextual"/>
           </w:rPr>
           <w:tab/>
@@ -120,7 +120,7 @@
           <w:rPr>
             <w:webHidden/>
           </w:rPr>
-          <w:instrText xml:space="preserve"> PAGEREF _Toc227510717 \h </w:instrText>
+          <w:instrText xml:space="preserve"> PAGEREF _Toc227591031 \h </w:instrText>
         </w:r>
         <w:r>
           <w:rPr>
@@ -156,11 +156,11 @@
           <w:kern w:val="2"/>
           <w:sz w:val="24"/>
           <w:szCs w:val="24"/>
-          <w:lang w:eastAsia="nl-BE"/>
+          <w:lang w:val="en-BE" w:eastAsia="en-BE"/>
           <w14:ligatures w14:val="standardContextual"/>
         </w:rPr>
       </w:pPr>
-      <w:hyperlink w:anchor="_Toc227510718" w:history="1">
+      <w:hyperlink w:anchor="_Toc227591032" w:history="1">
         <w:r>
           <w:rPr>
             <w:rStyle w:val="Hyperlink"/>
@@ -175,7 +175,7 @@
             <w:kern w:val="2"/>
             <w:sz w:val="24"/>
             <w:szCs w:val="24"/>
-            <w:lang w:eastAsia="nl-BE"/>
+            <w:lang w:val="en-BE" w:eastAsia="en-BE"/>
             <w14:ligatures w14:val="standardContextual"/>
           </w:rPr>
           <w:tab/>
@@ -206,7 +206,7 @@
             <w:noProof/>
             <w:webHidden/>
           </w:rPr>
-          <w:instrText xml:space="preserve"> PAGEREF _Toc227510718 \h </w:instrText>
+          <w:instrText xml:space="preserve"> PAGEREF _Toc227591032 \h </w:instrText>
         </w:r>
         <w:r>
           <w:rPr>
@@ -246,11 +246,11 @@
           <w:kern w:val="2"/>
           <w:sz w:val="24"/>
           <w:szCs w:val="24"/>
-          <w:lang w:eastAsia="nl-BE"/>
+          <w:lang w:val="en-BE" w:eastAsia="en-BE"/>
           <w14:ligatures w14:val="standardContextual"/>
         </w:rPr>
       </w:pPr>
-      <w:hyperlink w:anchor="_Toc227510719" w:history="1">
+      <w:hyperlink w:anchor="_Toc227591033" w:history="1">
         <w:r>
           <w:rPr>
             <w:rStyle w:val="Hyperlink"/>
@@ -265,7 +265,7 @@
             <w:kern w:val="2"/>
             <w:sz w:val="24"/>
             <w:szCs w:val="24"/>
-            <w:lang w:eastAsia="nl-BE"/>
+            <w:lang w:val="en-BE" w:eastAsia="en-BE"/>
             <w14:ligatures w14:val="standardContextual"/>
           </w:rPr>
           <w:tab/>
@@ -296,7 +296,7 @@
             <w:noProof/>
             <w:webHidden/>
           </w:rPr>
-          <w:instrText xml:space="preserve"> PAGEREF _Toc227510719 \h </w:instrText>
+          <w:instrText xml:space="preserve"> PAGEREF _Toc227591033 \h </w:instrText>
         </w:r>
         <w:r>
           <w:rPr>
@@ -336,11 +336,11 @@
           <w:kern w:val="2"/>
           <w:sz w:val="24"/>
           <w:szCs w:val="24"/>
-          <w:lang w:eastAsia="nl-BE"/>
+          <w:lang w:val="en-BE" w:eastAsia="en-BE"/>
           <w14:ligatures w14:val="standardContextual"/>
         </w:rPr>
       </w:pPr>
-      <w:hyperlink w:anchor="_Toc227510720" w:history="1">
+      <w:hyperlink w:anchor="_Toc227591034" w:history="1">
         <w:r>
           <w:rPr>
             <w:rStyle w:val="Hyperlink"/>
@@ -355,7 +355,7 @@
             <w:kern w:val="2"/>
             <w:sz w:val="24"/>
             <w:szCs w:val="24"/>
-            <w:lang w:eastAsia="nl-BE"/>
+            <w:lang w:val="en-BE" w:eastAsia="en-BE"/>
             <w14:ligatures w14:val="standardContextual"/>
           </w:rPr>
           <w:tab/>
@@ -386,7 +386,7 @@
             <w:noProof/>
             <w:webHidden/>
           </w:rPr>
-          <w:instrText xml:space="preserve"> PAGEREF _Toc227510720 \h </w:instrText>
+          <w:instrText xml:space="preserve"> PAGEREF _Toc227591034 \h </w:instrText>
         </w:r>
         <w:r>
           <w:rPr>
@@ -426,11 +426,11 @@
           <w:kern w:val="2"/>
           <w:sz w:val="24"/>
           <w:szCs w:val="24"/>
-          <w:lang w:eastAsia="nl-BE"/>
+          <w:lang w:val="en-BE" w:eastAsia="en-BE"/>
           <w14:ligatures w14:val="standardContextual"/>
         </w:rPr>
       </w:pPr>
-      <w:hyperlink w:anchor="_Toc227510721" w:history="1">
+      <w:hyperlink w:anchor="_Toc227591035" w:history="1">
         <w:r>
           <w:rPr>
             <w:rStyle w:val="Hyperlink"/>
@@ -445,7 +445,7 @@
             <w:kern w:val="2"/>
             <w:sz w:val="24"/>
             <w:szCs w:val="24"/>
-            <w:lang w:eastAsia="nl-BE"/>
+            <w:lang w:val="en-BE" w:eastAsia="en-BE"/>
             <w14:ligatures w14:val="standardContextual"/>
           </w:rPr>
           <w:tab/>
@@ -476,7 +476,7 @@
             <w:noProof/>
             <w:webHidden/>
           </w:rPr>
-          <w:instrText xml:space="preserve"> PAGEREF _Toc227510721 \h </w:instrText>
+          <w:instrText xml:space="preserve"> PAGEREF _Toc227591035 \h </w:instrText>
         </w:r>
         <w:r>
           <w:rPr>
@@ -515,11 +515,11 @@
           <w:kern w:val="2"/>
           <w:sz w:val="24"/>
           <w:szCs w:val="24"/>
-          <w:lang w:eastAsia="nl-BE"/>
+          <w:lang w:val="en-BE" w:eastAsia="en-BE"/>
           <w14:ligatures w14:val="standardContextual"/>
         </w:rPr>
       </w:pPr>
-      <w:hyperlink w:anchor="_Toc227510722" w:history="1">
+      <w:hyperlink w:anchor="_Toc227591036" w:history="1">
         <w:r>
           <w:rPr>
             <w:rStyle w:val="Hyperlink"/>
@@ -532,7 +532,7 @@
             <w:kern w:val="2"/>
             <w:sz w:val="24"/>
             <w:szCs w:val="24"/>
-            <w:lang w:eastAsia="nl-BE"/>
+            <w:lang w:val="en-BE" w:eastAsia="en-BE"/>
             <w14:ligatures w14:val="standardContextual"/>
           </w:rPr>
           <w:tab/>
@@ -559,7 +559,7 @@
           <w:rPr>
             <w:webHidden/>
           </w:rPr>
-          <w:instrText xml:space="preserve"> PAGEREF _Toc227510722 \h </w:instrText>
+          <w:instrText xml:space="preserve"> PAGEREF _Toc227591036 \h </w:instrText>
         </w:r>
         <w:r>
           <w:rPr>
@@ -595,11 +595,11 @@
           <w:kern w:val="2"/>
           <w:sz w:val="24"/>
           <w:szCs w:val="24"/>
-          <w:lang w:eastAsia="nl-BE"/>
+          <w:lang w:val="en-BE" w:eastAsia="en-BE"/>
           <w14:ligatures w14:val="standardContextual"/>
         </w:rPr>
       </w:pPr>
-      <w:hyperlink w:anchor="_Toc227510723" w:history="1">
+      <w:hyperlink w:anchor="_Toc227591037" w:history="1">
         <w:r>
           <w:rPr>
             <w:rStyle w:val="Hyperlink"/>
@@ -614,7 +614,7 @@
             <w:kern w:val="2"/>
             <w:sz w:val="24"/>
             <w:szCs w:val="24"/>
-            <w:lang w:eastAsia="nl-BE"/>
+            <w:lang w:val="en-BE" w:eastAsia="en-BE"/>
             <w14:ligatures w14:val="standardContextual"/>
           </w:rPr>
           <w:tab/>
@@ -645,7 +645,7 @@
             <w:noProof/>
             <w:webHidden/>
           </w:rPr>
-          <w:instrText xml:space="preserve"> PAGEREF _Toc227510723 \h </w:instrText>
+          <w:instrText xml:space="preserve"> PAGEREF _Toc227591037 \h </w:instrText>
         </w:r>
         <w:r>
           <w:rPr>
@@ -685,11 +685,11 @@
           <w:kern w:val="2"/>
           <w:sz w:val="24"/>
           <w:szCs w:val="24"/>
-          <w:lang w:eastAsia="nl-BE"/>
+          <w:lang w:val="en-BE" w:eastAsia="en-BE"/>
           <w14:ligatures w14:val="standardContextual"/>
         </w:rPr>
       </w:pPr>
-      <w:hyperlink w:anchor="_Toc227510724" w:history="1">
+      <w:hyperlink w:anchor="_Toc227591038" w:history="1">
         <w:r>
           <w:rPr>
             <w:rStyle w:val="Hyperlink"/>
@@ -704,7 +704,7 @@
             <w:kern w:val="2"/>
             <w:sz w:val="24"/>
             <w:szCs w:val="24"/>
-            <w:lang w:eastAsia="nl-BE"/>
+            <w:lang w:val="en-BE" w:eastAsia="en-BE"/>
             <w14:ligatures w14:val="standardContextual"/>
           </w:rPr>
           <w:tab/>
@@ -735,7 +735,7 @@
             <w:noProof/>
             <w:webHidden/>
           </w:rPr>
-          <w:instrText xml:space="preserve"> PAGEREF _Toc227510724 \h </w:instrText>
+          <w:instrText xml:space="preserve"> PAGEREF _Toc227591038 \h </w:instrText>
         </w:r>
         <w:r>
           <w:rPr>
@@ -775,11 +775,11 @@
           <w:kern w:val="2"/>
           <w:sz w:val="24"/>
           <w:szCs w:val="24"/>
-          <w:lang w:eastAsia="nl-BE"/>
+          <w:lang w:val="en-BE" w:eastAsia="en-BE"/>
           <w14:ligatures w14:val="standardContextual"/>
         </w:rPr>
       </w:pPr>
-      <w:hyperlink w:anchor="_Toc227510725" w:history="1">
+      <w:hyperlink w:anchor="_Toc227591039" w:history="1">
         <w:r>
           <w:rPr>
             <w:rStyle w:val="Hyperlink"/>
@@ -794,7 +794,7 @@
             <w:kern w:val="2"/>
             <w:sz w:val="24"/>
             <w:szCs w:val="24"/>
-            <w:lang w:eastAsia="nl-BE"/>
+            <w:lang w:val="en-BE" w:eastAsia="en-BE"/>
             <w14:ligatures w14:val="standardContextual"/>
           </w:rPr>
           <w:tab/>
@@ -825,7 +825,7 @@
             <w:noProof/>
             <w:webHidden/>
           </w:rPr>
-          <w:instrText xml:space="preserve"> PAGEREF _Toc227510725 \h </w:instrText>
+          <w:instrText xml:space="preserve"> PAGEREF _Toc227591039 \h </w:instrText>
         </w:r>
         <w:r>
           <w:rPr>
@@ -865,11 +865,11 @@
           <w:kern w:val="2"/>
           <w:sz w:val="24"/>
           <w:szCs w:val="24"/>
-          <w:lang w:eastAsia="nl-BE"/>
+          <w:lang w:val="en-BE" w:eastAsia="en-BE"/>
           <w14:ligatures w14:val="standardContextual"/>
         </w:rPr>
       </w:pPr>
-      <w:hyperlink w:anchor="_Toc227510726" w:history="1">
+      <w:hyperlink w:anchor="_Toc227591040" w:history="1">
         <w:r>
           <w:rPr>
             <w:rStyle w:val="Hyperlink"/>
@@ -884,7 +884,7 @@
             <w:kern w:val="2"/>
             <w:sz w:val="24"/>
             <w:szCs w:val="24"/>
-            <w:lang w:eastAsia="nl-BE"/>
+            <w:lang w:val="en-BE" w:eastAsia="en-BE"/>
             <w14:ligatures w14:val="standardContextual"/>
           </w:rPr>
           <w:tab/>
@@ -915,7 +915,7 @@
             <w:noProof/>
             <w:webHidden/>
           </w:rPr>
-          <w:instrText xml:space="preserve"> PAGEREF _Toc227510726 \h </w:instrText>
+          <w:instrText xml:space="preserve"> PAGEREF _Toc227591040 \h </w:instrText>
         </w:r>
         <w:r>
           <w:rPr>
@@ -955,11 +955,11 @@
           <w:kern w:val="2"/>
           <w:sz w:val="24"/>
           <w:szCs w:val="24"/>
-          <w:lang w:eastAsia="nl-BE"/>
+          <w:lang w:val="en-BE" w:eastAsia="en-BE"/>
           <w14:ligatures w14:val="standardContextual"/>
         </w:rPr>
       </w:pPr>
-      <w:hyperlink w:anchor="_Toc227510727" w:history="1">
+      <w:hyperlink w:anchor="_Toc227591041" w:history="1">
         <w:r>
           <w:rPr>
             <w:rStyle w:val="Hyperlink"/>
@@ -974,7 +974,7 @@
             <w:kern w:val="2"/>
             <w:sz w:val="24"/>
             <w:szCs w:val="24"/>
-            <w:lang w:eastAsia="nl-BE"/>
+            <w:lang w:val="en-BE" w:eastAsia="en-BE"/>
             <w14:ligatures w14:val="standardContextual"/>
           </w:rPr>
           <w:tab/>
@@ -1005,7 +1005,7 @@
             <w:noProof/>
             <w:webHidden/>
           </w:rPr>
-          <w:instrText xml:space="preserve"> PAGEREF _Toc227510727 \h </w:instrText>
+          <w:instrText xml:space="preserve"> PAGEREF _Toc227591041 \h </w:instrText>
         </w:r>
         <w:r>
           <w:rPr>
@@ -1045,11 +1045,11 @@
           <w:kern w:val="2"/>
           <w:sz w:val="24"/>
           <w:szCs w:val="24"/>
-          <w:lang w:eastAsia="nl-BE"/>
+          <w:lang w:val="en-BE" w:eastAsia="en-BE"/>
           <w14:ligatures w14:val="standardContextual"/>
         </w:rPr>
       </w:pPr>
-      <w:hyperlink w:anchor="_Toc227510728" w:history="1">
+      <w:hyperlink w:anchor="_Toc227591042" w:history="1">
         <w:r>
           <w:rPr>
             <w:rStyle w:val="Hyperlink"/>
@@ -1064,7 +1064,7 @@
             <w:kern w:val="2"/>
             <w:sz w:val="24"/>
             <w:szCs w:val="24"/>
-            <w:lang w:eastAsia="nl-BE"/>
+            <w:lang w:val="en-BE" w:eastAsia="en-BE"/>
             <w14:ligatures w14:val="standardContextual"/>
           </w:rPr>
           <w:tab/>
@@ -1095,7 +1095,7 @@
             <w:noProof/>
             <w:webHidden/>
           </w:rPr>
-          <w:instrText xml:space="preserve"> PAGEREF _Toc227510728 \h </w:instrText>
+          <w:instrText xml:space="preserve"> PAGEREF _Toc227591042 \h </w:instrText>
         </w:r>
         <w:r>
           <w:rPr>
@@ -1128,6 +1128,276 @@
     </w:p>
     <w:p>
       <w:pPr>
+        <w:pStyle w:val="Inhopg3"/>
+        <w:rPr>
+          <w:rFonts w:eastAsiaTheme="minorEastAsia" w:cstheme="minorBidi"/>
+          <w:noProof/>
+          <w:kern w:val="2"/>
+          <w:sz w:val="24"/>
+          <w:szCs w:val="24"/>
+          <w:lang w:val="en-BE" w:eastAsia="en-BE"/>
+          <w14:ligatures w14:val="standardContextual"/>
+        </w:rPr>
+      </w:pPr>
+      <w:hyperlink w:anchor="_Toc227591043" w:history="1">
+        <w:r>
+          <w:rPr>
+            <w:rStyle w:val="Hyperlink"/>
+            <w:noProof/>
+          </w:rPr>
+          <w:t>1.2.7</w:t>
+        </w:r>
+        <w:r>
+          <w:rPr>
+            <w:rFonts w:eastAsiaTheme="minorEastAsia" w:cstheme="minorBidi"/>
+            <w:noProof/>
+            <w:kern w:val="2"/>
+            <w:sz w:val="24"/>
+            <w:szCs w:val="24"/>
+            <w:lang w:val="en-BE" w:eastAsia="en-BE"/>
+            <w14:ligatures w14:val="standardContextual"/>
+          </w:rPr>
+          <w:tab/>
+        </w:r>
+        <w:r>
+          <w:rPr>
+            <w:rStyle w:val="Hyperlink"/>
+            <w:noProof/>
+          </w:rPr>
+          <w:t>Training registreren</w:t>
+        </w:r>
+        <w:r>
+          <w:rPr>
+            <w:noProof/>
+            <w:webHidden/>
+          </w:rPr>
+          <w:tab/>
+        </w:r>
+        <w:r>
+          <w:rPr>
+            <w:noProof/>
+            <w:webHidden/>
+          </w:rPr>
+          <w:fldChar w:fldCharType="begin"/>
+        </w:r>
+        <w:r>
+          <w:rPr>
+            <w:noProof/>
+            <w:webHidden/>
+          </w:rPr>
+          <w:instrText xml:space="preserve"> PAGEREF _Toc227591043 \h </w:instrText>
+        </w:r>
+        <w:r>
+          <w:rPr>
+            <w:noProof/>
+            <w:webHidden/>
+          </w:rPr>
+        </w:r>
+        <w:r>
+          <w:rPr>
+            <w:noProof/>
+            <w:webHidden/>
+          </w:rPr>
+          <w:fldChar w:fldCharType="separate"/>
+        </w:r>
+        <w:r>
+          <w:rPr>
+            <w:noProof/>
+            <w:webHidden/>
+          </w:rPr>
+          <w:t>13</w:t>
+        </w:r>
+        <w:r>
+          <w:rPr>
+            <w:noProof/>
+            <w:webHidden/>
+          </w:rPr>
+          <w:fldChar w:fldCharType="end"/>
+        </w:r>
+      </w:hyperlink>
+    </w:p>
+    <w:p>
+      <w:pPr>
+        <w:pStyle w:val="Inhopg3"/>
+        <w:rPr>
+          <w:rFonts w:eastAsiaTheme="minorEastAsia" w:cstheme="minorBidi"/>
+          <w:noProof/>
+          <w:kern w:val="2"/>
+          <w:sz w:val="24"/>
+          <w:szCs w:val="24"/>
+          <w:lang w:val="en-BE" w:eastAsia="en-BE"/>
+          <w14:ligatures w14:val="standardContextual"/>
+        </w:rPr>
+      </w:pPr>
+      <w:hyperlink w:anchor="_Toc227591044" w:history="1">
+        <w:r>
+          <w:rPr>
+            <w:rStyle w:val="Hyperlink"/>
+            <w:noProof/>
+          </w:rPr>
+          <w:t>1.2.8</w:t>
+        </w:r>
+        <w:r>
+          <w:rPr>
+            <w:rFonts w:eastAsiaTheme="minorEastAsia" w:cstheme="minorBidi"/>
+            <w:noProof/>
+            <w:kern w:val="2"/>
+            <w:sz w:val="24"/>
+            <w:szCs w:val="24"/>
+            <w:lang w:val="en-BE" w:eastAsia="en-BE"/>
+            <w14:ligatures w14:val="standardContextual"/>
+          </w:rPr>
+          <w:tab/>
+        </w:r>
+        <w:r>
+          <w:rPr>
+            <w:rStyle w:val="Hyperlink"/>
+            <w:noProof/>
+          </w:rPr>
+          <w:t>Inschrijvingen vanuit de website goedkeuren</w:t>
+        </w:r>
+        <w:r>
+          <w:rPr>
+            <w:noProof/>
+            <w:webHidden/>
+          </w:rPr>
+          <w:tab/>
+        </w:r>
+        <w:r>
+          <w:rPr>
+            <w:noProof/>
+            <w:webHidden/>
+          </w:rPr>
+          <w:fldChar w:fldCharType="begin"/>
+        </w:r>
+        <w:r>
+          <w:rPr>
+            <w:noProof/>
+            <w:webHidden/>
+          </w:rPr>
+          <w:instrText xml:space="preserve"> PAGEREF _Toc227591044 \h </w:instrText>
+        </w:r>
+        <w:r>
+          <w:rPr>
+            <w:noProof/>
+            <w:webHidden/>
+          </w:rPr>
+        </w:r>
+        <w:r>
+          <w:rPr>
+            <w:noProof/>
+            <w:webHidden/>
+          </w:rPr>
+          <w:fldChar w:fldCharType="separate"/>
+        </w:r>
+        <w:r>
+          <w:rPr>
+            <w:noProof/>
+            <w:webHidden/>
+          </w:rPr>
+          <w:t>14</w:t>
+        </w:r>
+        <w:r>
+          <w:rPr>
+            <w:noProof/>
+            <w:webHidden/>
+          </w:rPr>
+          <w:fldChar w:fldCharType="end"/>
+        </w:r>
+      </w:hyperlink>
+    </w:p>
+    <w:p>
+      <w:pPr>
+        <w:pStyle w:val="Inhopg3"/>
+        <w:rPr>
+          <w:rFonts w:eastAsiaTheme="minorEastAsia" w:cstheme="minorBidi"/>
+          <w:noProof/>
+          <w:kern w:val="2"/>
+          <w:sz w:val="24"/>
+          <w:szCs w:val="24"/>
+          <w:lang w:val="en-BE" w:eastAsia="en-BE"/>
+          <w14:ligatures w14:val="standardContextual"/>
+        </w:rPr>
+      </w:pPr>
+      <w:hyperlink w:anchor="_Toc227591045" w:history="1">
+        <w:r>
+          <w:rPr>
+            <w:rStyle w:val="Hyperlink"/>
+            <w:noProof/>
+          </w:rPr>
+          <w:t>1.2.9</w:t>
+        </w:r>
+        <w:r>
+          <w:rPr>
+            <w:rFonts w:eastAsiaTheme="minorEastAsia" w:cstheme="minorBidi"/>
+            <w:noProof/>
+            <w:kern w:val="2"/>
+            <w:sz w:val="24"/>
+            <w:szCs w:val="24"/>
+            <w:lang w:val="en-BE" w:eastAsia="en-BE"/>
+            <w14:ligatures w14:val="standardContextual"/>
+          </w:rPr>
+          <w:tab/>
+        </w:r>
+        <w:r>
+          <w:rPr>
+            <w:rStyle w:val="Hyperlink"/>
+            <w:noProof/>
+          </w:rPr>
+          <w:t>Duikers toewijzen aan een training</w:t>
+        </w:r>
+        <w:r>
+          <w:rPr>
+            <w:noProof/>
+            <w:webHidden/>
+          </w:rPr>
+          <w:tab/>
+        </w:r>
+        <w:r>
+          <w:rPr>
+            <w:noProof/>
+            <w:webHidden/>
+          </w:rPr>
+          <w:fldChar w:fldCharType="begin"/>
+        </w:r>
+        <w:r>
+          <w:rPr>
+            <w:noProof/>
+            <w:webHidden/>
+          </w:rPr>
+          <w:instrText xml:space="preserve"> PAGEREF _Toc227591045 \h </w:instrText>
+        </w:r>
+        <w:r>
+          <w:rPr>
+            <w:noProof/>
+            <w:webHidden/>
+          </w:rPr>
+        </w:r>
+        <w:r>
+          <w:rPr>
+            <w:noProof/>
+            <w:webHidden/>
+          </w:rPr>
+          <w:fldChar w:fldCharType="separate"/>
+        </w:r>
+        <w:r>
+          <w:rPr>
+            <w:noProof/>
+            <w:webHidden/>
+          </w:rPr>
+          <w:t>15</w:t>
+        </w:r>
+        <w:r>
+          <w:rPr>
+            <w:noProof/>
+            <w:webHidden/>
+          </w:rPr>
+          <w:fldChar w:fldCharType="end"/>
+        </w:r>
+      </w:hyperlink>
+    </w:p>
+    <w:p>
+      <w:pPr>
         <w:rPr>
           <w:lang w:eastAsia="nl-NL"/>
         </w:rPr>
@@ -1143,7 +1413,7 @@
       <w:pPr>
         <w:pStyle w:val="Kop2"/>
       </w:pPr>
-      <w:bookmarkStart w:id="0" w:name="_Toc227510717"/>
+      <w:bookmarkStart w:id="0" w:name="_Toc227591031"/>
       <w:r>
         <w:t>Overzicht</w:t>
       </w:r>
@@ -1166,7 +1436,7 @@
       <w:pPr>
         <w:pStyle w:val="Kop3"/>
       </w:pPr>
-      <w:bookmarkStart w:id="1" w:name="_Toc227510718"/>
+      <w:bookmarkStart w:id="1" w:name="_Toc227591032"/>
       <w:r>
         <w:t>Start</w:t>
       </w:r>
@@ -1248,7 +1518,7 @@
       <w:pPr>
         <w:pStyle w:val="Kop3"/>
       </w:pPr>
-      <w:bookmarkStart w:id="2" w:name="_Toc227510719"/>
+      <w:bookmarkStart w:id="2" w:name="_Toc227591033"/>
       <w:r>
         <w:t>Leden</w:t>
       </w:r>
@@ -1400,7 +1670,7 @@
       <w:pPr>
         <w:pStyle w:val="Kop3"/>
       </w:pPr>
-      <w:bookmarkStart w:id="3" w:name="_Toc227510720"/>
+      <w:bookmarkStart w:id="3" w:name="_Toc227591034"/>
       <w:r>
         <w:t>Trainingen</w:t>
       </w:r>
@@ -1509,7 +1779,7 @@
       <w:pPr>
         <w:pStyle w:val="Kop3"/>
       </w:pPr>
-      <w:bookmarkStart w:id="4" w:name="_Toc227510721"/>
+      <w:bookmarkStart w:id="4" w:name="_Toc227591035"/>
       <w:r>
         <w:t>Sessies</w:t>
       </w:r>
@@ -1625,7 +1895,7 @@
       <w:pPr>
         <w:pStyle w:val="Kop2"/>
       </w:pPr>
-      <w:bookmarkStart w:id="5" w:name="_Toc227510722"/>
+      <w:bookmarkStart w:id="5" w:name="_Toc227591036"/>
       <w:r>
         <w:t>Draaiboek</w:t>
       </w:r>
@@ -1638,7 +1908,7 @@
       <w:pPr>
         <w:pStyle w:val="Kop3"/>
       </w:pPr>
-      <w:bookmarkStart w:id="6" w:name="_Toc227510723"/>
+      <w:bookmarkStart w:id="6" w:name="_Toc227591037"/>
       <w:r>
         <w:t>Nieuw lid manueel registreren</w:t>
       </w:r>
@@ -1745,7 +2015,7 @@
         <w:pStyle w:val="Kop3"/>
       </w:pPr>
       <w:bookmarkStart w:id="7" w:name="_Leden_raadplegen_en"/>
-      <w:bookmarkStart w:id="8" w:name="_Toc227510724"/>
+      <w:bookmarkStart w:id="8" w:name="_Toc227591038"/>
       <w:bookmarkEnd w:id="7"/>
       <w:r>
         <w:t>Leden raadplegen</w:t>
@@ -2023,7 +2293,7 @@
       <w:pPr>
         <w:pStyle w:val="Kop3"/>
       </w:pPr>
-      <w:bookmarkStart w:id="9" w:name="_Toc227510725"/>
+      <w:bookmarkStart w:id="9" w:name="_Toc227591039"/>
       <w:r>
         <w:t>(Bestaande) leden bewerken</w:t>
       </w:r>
@@ -2226,7 +2496,7 @@
       <w:pPr>
         <w:pStyle w:val="Kop3"/>
       </w:pPr>
-      <w:bookmarkStart w:id="10" w:name="_Toc227510726"/>
+      <w:bookmarkStart w:id="10" w:name="_Toc227591040"/>
       <w:r>
         <w:t>Certificaat verhogen</w:t>
       </w:r>
@@ -2405,7 +2675,7 @@
       <w:pPr>
         <w:pStyle w:val="Kop3"/>
       </w:pPr>
-      <w:bookmarkStart w:id="11" w:name="_Toc227510727"/>
+      <w:bookmarkStart w:id="11" w:name="_Toc227591041"/>
       <w:r>
         <w:lastRenderedPageBreak/>
         <w:t>Leden importeren</w:t>
@@ -3060,7 +3330,7 @@
       <w:pPr>
         <w:pStyle w:val="Kop3"/>
       </w:pPr>
-      <w:bookmarkStart w:id="12" w:name="_Toc227510728"/>
+      <w:bookmarkStart w:id="12" w:name="_Toc227591042"/>
       <w:r>
         <w:t>Leden exporteren</w:t>
       </w:r>
@@ -3367,9 +3637,11 @@
       <w:pPr>
         <w:pStyle w:val="Kop3"/>
       </w:pPr>
+      <w:bookmarkStart w:id="13" w:name="_Toc227591043"/>
       <w:r>
         <w:t>Training registreren</w:t>
       </w:r>
+      <w:bookmarkEnd w:id="13"/>
     </w:p>
     <w:p>
       <w:r>
@@ -3438,10 +3710,12 @@
       <w:pPr>
         <w:pStyle w:val="Kop3"/>
       </w:pPr>
+      <w:bookmarkStart w:id="14" w:name="_Toc227591044"/>
       <w:r>
         <w:lastRenderedPageBreak/>
         <w:t>Inschrijvingen vanuit de website goedkeuren</w:t>
       </w:r>
+      <w:bookmarkEnd w:id="14"/>
     </w:p>
     <w:p>
       <w:r>
@@ -3619,9 +3893,11 @@
       <w:pPr>
         <w:pStyle w:val="Kop3"/>
       </w:pPr>
+      <w:bookmarkStart w:id="15" w:name="_Toc227591045"/>
       <w:r>
         <w:t>Duikers toewijzen aan een training</w:t>
       </w:r>
+      <w:bookmarkEnd w:id="15"/>
     </w:p>
     <w:p>
       <w:r>
@@ -3811,6 +4087,11 @@
         <w:docPartUnique/>
       </w:docPartObj>
     </w:sdtPr>
+    <w:sdtEndPr>
+      <w:rPr>
+        <w:rStyle w:val="Paginanummer"/>
+      </w:rPr>
+    </w:sdtEndPr>
     <w:sdtContent>
       <w:p>
         <w:pPr>
@@ -3982,6 +4263,11 @@
           <w:docPartUnique/>
         </w:docPartObj>
       </w:sdtPr>
+      <w:sdtEndPr>
+        <w:rPr>
+          <w:rStyle w:val="Paginanummer"/>
+        </w:rPr>
+      </w:sdtEndPr>
       <w:sdtContent>
         <w:r>
           <w:rPr>
@@ -6745,6 +7031,19 @@
 </file>
 
 <file path=customXml/item2.xml><?xml version="1.0" encoding="utf-8"?>
+<?mso-contentType ?>
+<FormTemplates xmlns="http://schemas.microsoft.com/sharepoint/v3/contenttype/forms">
+  <Display>DocumentLibraryForm</Display>
+  <Edit>DocumentLibraryForm</Edit>
+  <New>DocumentLibraryForm</New>
+</FormTemplates>
+</file>
+
+<file path=customXml/item3.xml><?xml version="1.0" encoding="utf-8"?>
+<b:Sources xmlns:b="http://schemas.openxmlformats.org/officeDocument/2006/bibliography" xmlns="http://schemas.openxmlformats.org/officeDocument/2006/bibliography" SelectedStyle="\APASixthEditionOfficeOnline.xsl" StyleName="APA" Version="6"/>
+</file>
+
+<file path=customXml/item4.xml><?xml version="1.0" encoding="utf-8"?>
 <ct:contentTypeSchema xmlns:ct="http://schemas.microsoft.com/office/2006/metadata/contentType" xmlns:ma="http://schemas.microsoft.com/office/2006/metadata/properties/metaAttributes" ct:_="" ma:_="" ma:contentTypeName="Document" ma:contentTypeID="0x0101001992AB2F668A48428A80370D425EE290" ma:contentTypeVersion="5" ma:contentTypeDescription="Een nieuw document maken." ma:contentTypeScope="" ma:versionID="43c0d0c183ba22cd4f746de4fe855bb2">
   <xsd:schema xmlns:xsd="http://www.w3.org/2001/XMLSchema" xmlns:xs="http://www.w3.org/2001/XMLSchema" xmlns:p="http://schemas.microsoft.com/office/2006/metadata/properties" xmlns:ns2="3724ff49-d725-43d1-9189-f6ce6e361218" xmlns:ns3="5b46c52c-d9f2-4a88-aced-0f93016b0da3" targetNamespace="http://schemas.microsoft.com/office/2006/metadata/properties" ma:root="true" ma:fieldsID="2da292284a8360dc4ec95693652b623b" ns2:_="" ns3:_="">
     <xsd:import namespace="3724ff49-d725-43d1-9189-f6ce6e361218"/>
@@ -6915,19 +7214,6 @@
 </ct:contentTypeSchema>
 </file>
 
-<file path=customXml/item3.xml><?xml version="1.0" encoding="utf-8"?>
-<b:Sources xmlns:b="http://schemas.openxmlformats.org/officeDocument/2006/bibliography" xmlns="http://schemas.openxmlformats.org/officeDocument/2006/bibliography" SelectedStyle="\APASixthEditionOfficeOnline.xsl" StyleName="APA" Version="6"/>
-</file>
-
-<file path=customXml/item4.xml><?xml version="1.0" encoding="utf-8"?>
-<?mso-contentType ?>
-<FormTemplates xmlns="http://schemas.microsoft.com/sharepoint/v3/contenttype/forms">
-  <Display>DocumentLibraryForm</Display>
-  <Edit>DocumentLibraryForm</Edit>
-  <New>DocumentLibraryForm</New>
-</FormTemplates>
-</file>
-
 <file path=customXml/itemProps1.xml><?xml version="1.0" encoding="utf-8"?>
 <ds:datastoreItem xmlns:ds="http://schemas.openxmlformats.org/officeDocument/2006/customXml" ds:itemID="{4688E0B9-1084-4AC2-951A-4EF2ED28819C}">
   <ds:schemaRefs>
@@ -6938,6 +7224,22 @@
 </file>
 
 <file path=customXml/itemProps2.xml><?xml version="1.0" encoding="utf-8"?>
+<ds:datastoreItem xmlns:ds="http://schemas.openxmlformats.org/officeDocument/2006/customXml" ds:itemID="{E851C268-9D15-4461-8193-86F7C2135E9A}">
+  <ds:schemaRefs>
+    <ds:schemaRef ds:uri="http://schemas.microsoft.com/sharepoint/v3/contenttype/forms"/>
+  </ds:schemaRefs>
+</ds:datastoreItem>
+</file>
+
+<file path=customXml/itemProps3.xml><?xml version="1.0" encoding="utf-8"?>
+<ds:datastoreItem xmlns:ds="http://schemas.openxmlformats.org/officeDocument/2006/customXml" ds:itemID="{4813347F-3648-452B-96F2-AC8E84A4BA3D}">
+  <ds:schemaRefs>
+    <ds:schemaRef ds:uri="http://schemas.openxmlformats.org/officeDocument/2006/bibliography"/>
+  </ds:schemaRefs>
+</ds:datastoreItem>
+</file>
+
+<file path=customXml/itemProps4.xml><?xml version="1.0" encoding="utf-8"?>
 <ds:datastoreItem xmlns:ds="http://schemas.openxmlformats.org/officeDocument/2006/customXml" ds:itemID="{BAAEE0CD-437B-4F0E-B8CD-459C41C3F63C}">
   <ds:schemaRefs>
     <ds:schemaRef ds:uri="http://schemas.microsoft.com/office/2006/metadata/contentType"/>
@@ -6954,20 +7256,4 @@
     <ds:schemaRef ds:uri="http://schemas.microsoft.com/internal/obd"/>
   </ds:schemaRefs>
 </ds:datastoreItem>
-</file>
-
-<file path=customXml/itemProps3.xml><?xml version="1.0" encoding="utf-8"?>
-<ds:datastoreItem xmlns:ds="http://schemas.openxmlformats.org/officeDocument/2006/customXml" ds:itemID="{4813347F-3648-452B-96F2-AC8E84A4BA3D}">
-  <ds:schemaRefs>
-    <ds:schemaRef ds:uri="http://schemas.openxmlformats.org/officeDocument/2006/bibliography"/>
-  </ds:schemaRefs>
-</ds:datastoreItem>
-</file>
-
-<file path=customXml/itemProps4.xml><?xml version="1.0" encoding="utf-8"?>
-<ds:datastoreItem xmlns:ds="http://schemas.openxmlformats.org/officeDocument/2006/customXml" ds:itemID="{E851C268-9D15-4461-8193-86F7C2135E9A}">
-  <ds:schemaRefs>
-    <ds:schemaRef ds:uri="http://schemas.microsoft.com/sharepoint/v3/contenttype/forms"/>
-  </ds:schemaRefs>
-</ds:datastoreItem>
 </file>